--- a/Projects/project2/interactive_bike_garage_ii/assets/Interactive Bike Garage 2 - Artist Statement - Emile Bedard.docx
+++ b/Projects/project2/interactive_bike_garage_ii/assets/Interactive Bike Garage 2 - Artist Statement - Emile Bedard.docx
@@ -244,6 +244,7 @@
       <w:r>
         <w:rPr>
           <w:rFonts w:ascii="Times New Roman" w:eastAsia="Times New Roman" w:hAnsi="Times New Roman" w:cs="Times New Roman"/>
+          <w:noProof/>
           <w:sz w:val="24"/>
           <w:szCs w:val="24"/>
           <w:lang w:val="en-CA"/>
@@ -647,25 +648,83 @@
           <w:szCs w:val="24"/>
           <w:lang w:val="en-CA"/>
         </w:rPr>
-        <w:t xml:space="preserve">My next challenge was to keep as much as possible from my previous hmtl/css layout and maximize my time and energy on the 3D with Three.js. It was not </w:t>
-      </w:r>
-      <w:r>
-        <w:rPr>
-          <w:rFonts w:ascii="Times New Roman" w:eastAsia="Times New Roman" w:hAnsi="Times New Roman" w:cs="Times New Roman"/>
-          <w:sz w:val="24"/>
-          <w:szCs w:val="24"/>
-          <w:lang w:val="en-CA"/>
-        </w:rPr>
-        <w:t>was</w:t>
-      </w:r>
-      <w:r>
-        <w:rPr>
-          <w:rFonts w:ascii="Times New Roman" w:eastAsia="Times New Roman" w:hAnsi="Times New Roman" w:cs="Times New Roman"/>
-          <w:sz w:val="24"/>
-          <w:szCs w:val="24"/>
-          <w:lang w:val="en-CA"/>
-        </w:rPr>
-        <w:t xml:space="preserve"> and I feal still not completely sure about the styling but integrating the 3D canvas seamlessly was not easy. For the next version, I will start from scratch and build on top of the canvas to really make a new styling and UI interface that feels much more integrated and cohesive.</w:t>
+        <w:t xml:space="preserve">My next challenge was to keep as much as possible from my previous </w:t>
+      </w:r>
+      <w:proofErr w:type="spellStart"/>
+      <w:r>
+        <w:rPr>
+          <w:rFonts w:ascii="Times New Roman" w:eastAsia="Times New Roman" w:hAnsi="Times New Roman" w:cs="Times New Roman"/>
+          <w:sz w:val="24"/>
+          <w:szCs w:val="24"/>
+          <w:lang w:val="en-CA"/>
+        </w:rPr>
+        <w:t>hmtl</w:t>
+      </w:r>
+      <w:proofErr w:type="spellEnd"/>
+      <w:r>
+        <w:rPr>
+          <w:rFonts w:ascii="Times New Roman" w:eastAsia="Times New Roman" w:hAnsi="Times New Roman" w:cs="Times New Roman"/>
+          <w:sz w:val="24"/>
+          <w:szCs w:val="24"/>
+          <w:lang w:val="en-CA"/>
+        </w:rPr>
+        <w:t>/</w:t>
+      </w:r>
+      <w:proofErr w:type="spellStart"/>
+      <w:r>
+        <w:rPr>
+          <w:rFonts w:ascii="Times New Roman" w:eastAsia="Times New Roman" w:hAnsi="Times New Roman" w:cs="Times New Roman"/>
+          <w:sz w:val="24"/>
+          <w:szCs w:val="24"/>
+          <w:lang w:val="en-CA"/>
+        </w:rPr>
+        <w:t>css</w:t>
+      </w:r>
+      <w:proofErr w:type="spellEnd"/>
+      <w:r>
+        <w:rPr>
+          <w:rFonts w:ascii="Times New Roman" w:eastAsia="Times New Roman" w:hAnsi="Times New Roman" w:cs="Times New Roman"/>
+          <w:sz w:val="24"/>
+          <w:szCs w:val="24"/>
+          <w:lang w:val="en-CA"/>
+        </w:rPr>
+        <w:t xml:space="preserve"> layout and maximize my time and energy on the 3D with Three.js.</w:t>
+      </w:r>
+      <w:r>
+        <w:rPr>
+          <w:rFonts w:ascii="Times New Roman" w:eastAsia="Times New Roman" w:hAnsi="Times New Roman" w:cs="Times New Roman"/>
+          <w:sz w:val="24"/>
+          <w:szCs w:val="24"/>
+          <w:lang w:val="en-CA"/>
+        </w:rPr>
+        <w:t xml:space="preserve"> </w:t>
+      </w:r>
+      <w:r>
+        <w:rPr>
+          <w:rFonts w:ascii="Times New Roman" w:eastAsia="Times New Roman" w:hAnsi="Times New Roman" w:cs="Times New Roman"/>
+          <w:sz w:val="24"/>
+          <w:szCs w:val="24"/>
+          <w:lang w:val="en-CA"/>
+        </w:rPr>
+        <w:t xml:space="preserve">I </w:t>
+      </w:r>
+      <w:r>
+        <w:rPr>
+          <w:rFonts w:ascii="Times New Roman" w:eastAsia="Times New Roman" w:hAnsi="Times New Roman" w:cs="Times New Roman"/>
+          <w:sz w:val="24"/>
+          <w:szCs w:val="24"/>
+          <w:lang w:val="en-CA"/>
+        </w:rPr>
+        <w:t xml:space="preserve">still </w:t>
+      </w:r>
+      <w:r>
+        <w:rPr>
+          <w:rFonts w:ascii="Times New Roman" w:eastAsia="Times New Roman" w:hAnsi="Times New Roman" w:cs="Times New Roman"/>
+          <w:sz w:val="24"/>
+          <w:szCs w:val="24"/>
+          <w:lang w:val="en-CA"/>
+        </w:rPr>
+        <w:t>feal not completely sure about the styling but integrating the 3D canvas seamlessly was not easy. For the next version, I will start from scratch and build on top of the canvas to really make a new styling and UI interface that feels much more integrated and cohesive.</w:t>
       </w:r>
     </w:p>
     <w:p>
@@ -696,7 +755,7 @@
           <w:lang w:val="en-CA"/>
         </w:rPr>
         <w:drawing>
-          <wp:anchor distT="0" distB="0" distL="114300" distR="114300" simplePos="0" relativeHeight="251660288" behindDoc="1" locked="0" layoutInCell="1" allowOverlap="1" wp14:anchorId="7BAE7B20" wp14:editId="5EF355AA">
+          <wp:anchor distT="0" distB="0" distL="114300" distR="114300" simplePos="0" relativeHeight="251660288" behindDoc="1" locked="0" layoutInCell="1" allowOverlap="1" wp14:anchorId="7BAE7B20" wp14:editId="1CA848BD">
             <wp:simplePos x="0" y="0"/>
             <wp:positionH relativeFrom="margin">
               <wp:align>center</wp:align>
@@ -893,12 +952,9 @@
           <w:szCs w:val="20"/>
           <w:lang w:val="en-CA"/>
         </w:rPr>
-        <w:t>Importing and integrating GLTF in THREE.JS</w:t>
-      </w:r>
-    </w:p>
-    <w:p>
-      <w:pPr>
-        <w:jc w:val="both"/>
+        <w:t>Importing and integrating GLTF</w:t>
+      </w:r>
+      <w:r>
         <w:rPr>
           <w:rFonts w:ascii="Times New Roman" w:eastAsia="Times New Roman" w:hAnsi="Times New Roman" w:cs="Times New Roman"/>
           <w:i/>
@@ -907,25 +963,97 @@
           <w:szCs w:val="20"/>
           <w:lang w:val="en-CA"/>
         </w:rPr>
-      </w:pPr>
-    </w:p>
-    <w:p>
-      <w:pPr>
-        <w:rPr>
-          <w:rFonts w:ascii="Times New Roman" w:eastAsia="Times New Roman" w:hAnsi="Times New Roman" w:cs="Times New Roman"/>
-          <w:sz w:val="24"/>
-          <w:szCs w:val="24"/>
-          <w:lang w:val="en-CA"/>
-        </w:rPr>
-      </w:pPr>
-      <w:r>
-        <w:rPr>
-          <w:rFonts w:ascii="Times New Roman" w:eastAsia="Times New Roman" w:hAnsi="Times New Roman" w:cs="Times New Roman"/>
-          <w:sz w:val="24"/>
-          <w:szCs w:val="24"/>
-          <w:lang w:val="en-CA"/>
-        </w:rPr>
-        <w:t>Importing gltf and retrieving data, animation, scenes, lights and cameras was very tricky.</w:t>
+        <w:t>s</w:t>
+      </w:r>
+      <w:r>
+        <w:rPr>
+          <w:rFonts w:ascii="Times New Roman" w:eastAsia="Times New Roman" w:hAnsi="Times New Roman" w:cs="Times New Roman"/>
+          <w:i/>
+          <w:iCs/>
+          <w:sz w:val="20"/>
+          <w:szCs w:val="20"/>
+          <w:lang w:val="en-CA"/>
+        </w:rPr>
+        <w:t xml:space="preserve"> in THREE.JS</w:t>
+      </w:r>
+    </w:p>
+    <w:p>
+      <w:pPr>
+        <w:jc w:val="both"/>
+        <w:rPr>
+          <w:rFonts w:ascii="Times New Roman" w:eastAsia="Times New Roman" w:hAnsi="Times New Roman" w:cs="Times New Roman"/>
+          <w:i/>
+          <w:iCs/>
+          <w:sz w:val="20"/>
+          <w:szCs w:val="20"/>
+          <w:lang w:val="en-CA"/>
+        </w:rPr>
+      </w:pPr>
+    </w:p>
+    <w:p>
+      <w:pPr>
+        <w:rPr>
+          <w:rFonts w:ascii="Times New Roman" w:eastAsia="Times New Roman" w:hAnsi="Times New Roman" w:cs="Times New Roman"/>
+          <w:sz w:val="24"/>
+          <w:szCs w:val="24"/>
+          <w:lang w:val="en-CA"/>
+        </w:rPr>
+      </w:pPr>
+      <w:r>
+        <w:rPr>
+          <w:rFonts w:ascii="Times New Roman" w:eastAsia="Times New Roman" w:hAnsi="Times New Roman" w:cs="Times New Roman"/>
+          <w:sz w:val="24"/>
+          <w:szCs w:val="24"/>
+          <w:lang w:val="en-CA"/>
+        </w:rPr>
+        <w:t xml:space="preserve">Importing </w:t>
+      </w:r>
+      <w:r>
+        <w:rPr>
+          <w:rFonts w:ascii="Times New Roman" w:eastAsia="Times New Roman" w:hAnsi="Times New Roman" w:cs="Times New Roman"/>
+          <w:sz w:val="24"/>
+          <w:szCs w:val="24"/>
+          <w:lang w:val="en-CA"/>
+        </w:rPr>
+        <w:t xml:space="preserve">the GLTF format </w:t>
+      </w:r>
+      <w:r>
+        <w:rPr>
+          <w:rFonts w:ascii="Times New Roman" w:eastAsia="Times New Roman" w:hAnsi="Times New Roman" w:cs="Times New Roman"/>
+          <w:sz w:val="24"/>
+          <w:szCs w:val="24"/>
+          <w:lang w:val="en-CA"/>
+        </w:rPr>
+        <w:t>and retrieving data, animation, scenes, lights and cameras was very tricky.</w:t>
+      </w:r>
+      <w:r>
+        <w:rPr>
+          <w:rFonts w:ascii="Times New Roman" w:eastAsia="Times New Roman" w:hAnsi="Times New Roman" w:cs="Times New Roman"/>
+          <w:sz w:val="24"/>
+          <w:szCs w:val="24"/>
+          <w:lang w:val="en-CA"/>
+        </w:rPr>
+        <w:t xml:space="preserve"> It was imperative to keep a good file system and to really organize my objects name to be able to point them out easily afterwards. The camera logic was especially delicate because I needed to redirect it from the </w:t>
+      </w:r>
+      <w:proofErr w:type="spellStart"/>
+      <w:r>
+        <w:rPr>
+          <w:rFonts w:ascii="Times New Roman" w:eastAsia="Times New Roman" w:hAnsi="Times New Roman" w:cs="Times New Roman"/>
+          <w:sz w:val="24"/>
+          <w:szCs w:val="24"/>
+          <w:lang w:val="en-CA"/>
+        </w:rPr>
+        <w:t>Three.Js</w:t>
+      </w:r>
+      <w:proofErr w:type="spellEnd"/>
+      <w:r>
+        <w:rPr>
+          <w:rFonts w:ascii="Times New Roman" w:eastAsia="Times New Roman" w:hAnsi="Times New Roman" w:cs="Times New Roman"/>
+          <w:sz w:val="24"/>
+          <w:szCs w:val="24"/>
+          <w:lang w:val="en-CA"/>
+        </w:rPr>
+        <w:t xml:space="preserve"> interface to store it in a variable, rename it and then attach to my renderer nut only once it was loaded from my try/catch asynchronous function.</w:t>
       </w:r>
     </w:p>
     <w:p>
@@ -1163,7 +1291,7 @@
           <w:szCs w:val="20"/>
           <w:lang w:val="en-CA"/>
         </w:rPr>
-        <w:t>Layout and HTML hierarchy</w:t>
+        <w:t>Lightmap baking and UV unpacking</w:t>
       </w:r>
     </w:p>
     <w:p>
@@ -1195,7 +1323,70 @@
           <w:szCs w:val="24"/>
           <w:lang w:val="en-CA"/>
         </w:rPr>
-        <w:t>My next challenge was to keep as much as possible from my previous hmtl/css layout and maximize my time and energy on the 3D with Three.js. It was not wasy and I feal still not completely sure about the styling but integrating the 3D canvas seamlessly was not easy. For the next version, I will start from scratch and build on top of the canvas to really make a new styling and UI interface that feels much more integrated and cohesive.</w:t>
+        <w:t xml:space="preserve">Lightmap baking and UV unpacking were familiar concept for </w:t>
+      </w:r>
+      <w:r>
+        <w:rPr>
+          <w:rFonts w:ascii="Times New Roman" w:eastAsia="Times New Roman" w:hAnsi="Times New Roman" w:cs="Times New Roman"/>
+          <w:sz w:val="24"/>
+          <w:szCs w:val="24"/>
+          <w:lang w:val="en-CA"/>
+        </w:rPr>
+        <w:t>me</w:t>
+      </w:r>
+      <w:r>
+        <w:rPr>
+          <w:rFonts w:ascii="Times New Roman" w:eastAsia="Times New Roman" w:hAnsi="Times New Roman" w:cs="Times New Roman"/>
+          <w:sz w:val="24"/>
+          <w:szCs w:val="24"/>
+          <w:lang w:val="en-CA"/>
+        </w:rPr>
+        <w:t xml:space="preserve"> with the previous experience that I had with </w:t>
+      </w:r>
+      <w:r>
+        <w:rPr>
+          <w:rFonts w:ascii="Times New Roman" w:eastAsia="Times New Roman" w:hAnsi="Times New Roman" w:cs="Times New Roman"/>
+          <w:sz w:val="24"/>
+          <w:szCs w:val="24"/>
+          <w:lang w:val="en-CA"/>
+        </w:rPr>
+        <w:t>Blender,</w:t>
+      </w:r>
+      <w:r>
+        <w:rPr>
+          <w:rFonts w:ascii="Times New Roman" w:eastAsia="Times New Roman" w:hAnsi="Times New Roman" w:cs="Times New Roman"/>
+          <w:sz w:val="24"/>
+          <w:szCs w:val="24"/>
+          <w:lang w:val="en-CA"/>
+        </w:rPr>
+        <w:t xml:space="preserve"> but I never </w:t>
+      </w:r>
+      <w:r>
+        <w:rPr>
+          <w:rFonts w:ascii="Times New Roman" w:eastAsia="Times New Roman" w:hAnsi="Times New Roman" w:cs="Times New Roman"/>
+          <w:sz w:val="24"/>
+          <w:szCs w:val="24"/>
+          <w:lang w:val="en-CA"/>
+        </w:rPr>
+        <w:t>fully</w:t>
+      </w:r>
+      <w:r>
+        <w:rPr>
+          <w:rFonts w:ascii="Times New Roman" w:eastAsia="Times New Roman" w:hAnsi="Times New Roman" w:cs="Times New Roman"/>
+          <w:sz w:val="24"/>
+          <w:szCs w:val="24"/>
+          <w:lang w:val="en-CA"/>
+        </w:rPr>
+        <w:t xml:space="preserve"> implemented them in a project before this one. It was tricky to figure out the technical manipulations and procedures but once these constraints were out the way, I really had a lot of fun to play with the light and achieve a much more realistic look</w:t>
+      </w:r>
+      <w:r>
+        <w:rPr>
+          <w:rFonts w:ascii="Times New Roman" w:eastAsia="Times New Roman" w:hAnsi="Times New Roman" w:cs="Times New Roman"/>
+          <w:sz w:val="24"/>
+          <w:szCs w:val="24"/>
+          <w:lang w:val="en-CA"/>
+        </w:rPr>
+        <w:t xml:space="preserve"> for my scene.</w:t>
       </w:r>
     </w:p>
     <w:p>
@@ -1423,7 +1614,7 @@
           <w:szCs w:val="20"/>
           <w:lang w:val="en-CA"/>
         </w:rPr>
-        <w:t>Layout and HTML hierarchy</w:t>
+        <w:t>Normals and face orientation</w:t>
       </w:r>
     </w:p>
     <w:p>
@@ -1455,7 +1646,7 @@
           <w:szCs w:val="24"/>
           <w:lang w:val="en-CA"/>
         </w:rPr>
-        <w:t>My next challenge was to keep as much as possible from my previous hmtl/css layout and maximize my time and energy on the 3D with Three.js. It was not wasy and I feal still not completely sure about the styling but integrating the 3D canvas seamlessly was not easy. For the next version, I will start from scratch and build on top of the canvas to really make a new styling and UI interface that feels much more integrated and cohesive.</w:t>
+        <w:t>Finally, normals and 3D face orientations were also a significant speed bump in my Blender 3D Pipeline. As I explain in the video, importing external 3D models and assets can always be tricky and this bicycle 3D model was no exception. I had to rework all the faces orientation manually to achieve realistic light reflections with the rendering and global illumination.</w:t>
       </w:r>
     </w:p>
     <w:sectPr>
@@ -1540,6 +1731,15 @@
         <w:lang w:val="en-CA"/>
       </w:rPr>
       <w:t>Artist Statement, Interactive Bike Garage</w:t>
+    </w:r>
+    <w:r>
+      <w:rPr>
+        <w:rFonts w:ascii="Times New Roman" w:eastAsia="Times New Roman" w:hAnsi="Times New Roman" w:cs="Times New Roman"/>
+        <w:sz w:val="24"/>
+        <w:szCs w:val="24"/>
+        <w:lang w:val="en-CA"/>
+      </w:rPr>
+      <w:t xml:space="preserve"> II</w:t>
     </w:r>
   </w:p>
   <w:p>
@@ -1601,7 +1801,25 @@
         <w:szCs w:val="24"/>
         <w:lang w:val="en-CA"/>
       </w:rPr>
-      <w:t>CART 263,Creative Computation II, Section A</w:t>
+      <w:t xml:space="preserve">CART </w:t>
+    </w:r>
+    <w:r>
+      <w:rPr>
+        <w:rFonts w:ascii="Times New Roman" w:eastAsia="Times New Roman" w:hAnsi="Times New Roman" w:cs="Times New Roman"/>
+        <w:sz w:val="24"/>
+        <w:szCs w:val="24"/>
+        <w:lang w:val="en-CA"/>
+      </w:rPr>
+      <w:t>263, Creative</w:t>
+    </w:r>
+    <w:r>
+      <w:rPr>
+        <w:rFonts w:ascii="Times New Roman" w:eastAsia="Times New Roman" w:hAnsi="Times New Roman" w:cs="Times New Roman"/>
+        <w:sz w:val="24"/>
+        <w:szCs w:val="24"/>
+        <w:lang w:val="en-CA"/>
+      </w:rPr>
+      <w:t xml:space="preserve"> Computation II, Section A</w:t>
     </w:r>
   </w:p>
   <w:p>
@@ -1672,7 +1890,7 @@
     </w:r>
     <w:r>
       <w:pict w14:anchorId="4490D7F1">
-        <v:rect id="_x0000_i1034" style="width:0;height:1.5pt" o:hralign="center" o:hrstd="t" o:hr="t" fillcolor="#a0a0a0" stroked="f"/>
+        <v:rect id="_x0000_i1026" style="width:0;height:1.5pt" o:hralign="center" o:hrstd="t" o:hr="t" fillcolor="#a0a0a0" stroked="f"/>
       </w:pict>
     </w:r>
   </w:p>
@@ -2195,7 +2413,6 @@
   <w:style w:type="character" w:default="1" w:styleId="Policepardfaut">
     <w:name w:val="Default Paragraph Font"/>
     <w:uiPriority w:val="1"/>
-    <w:semiHidden/>
     <w:unhideWhenUsed/>
   </w:style>
   <w:style w:type="table" w:default="1" w:styleId="TableauNormal">

--- a/Projects/project2/interactive_bike_garage_ii/assets/Interactive Bike Garage 2 - Artist Statement - Emile Bedard.docx
+++ b/Projects/project2/interactive_bike_garage_ii/assets/Interactive Bike Garage 2 - Artist Statement - Emile Bedard.docx
@@ -42,18 +42,6 @@
           <v:rect id="_x0000_i1025" style="width:0;height:1.5pt" o:hralign="center" o:hrstd="t" o:hr="t" fillcolor="#a0a0a0" stroked="f"/>
         </w:pict>
       </w:r>
-    </w:p>
-    <w:p>
-      <w:pPr>
-        <w:rPr>
-          <w:rFonts w:ascii="Times New Roman" w:eastAsia="Times New Roman" w:hAnsi="Times New Roman" w:cs="Times New Roman"/>
-          <w:i/>
-          <w:iCs/>
-          <w:sz w:val="20"/>
-          <w:szCs w:val="20"/>
-          <w:lang w:val="en-CA"/>
-        </w:rPr>
-      </w:pPr>
       <w:r>
         <w:rPr>
           <w:rFonts w:ascii="Times New Roman" w:eastAsia="Times New Roman" w:hAnsi="Times New Roman" w:cs="Times New Roman"/>
@@ -123,6 +111,7 @@
     </w:p>
     <w:p>
       <w:pPr>
+        <w:jc w:val="center"/>
         <w:rPr>
           <w:rFonts w:ascii="Times New Roman" w:eastAsia="Times New Roman" w:hAnsi="Times New Roman" w:cs="Times New Roman"/>
           <w:i/>
@@ -145,10 +134,7 @@
           <w:lang w:val="en-CA"/>
         </w:rPr>
       </w:pPr>
-    </w:p>
-    <w:p>
-      <w:pPr>
-        <w:jc w:val="center"/>
+      <w:r>
         <w:rPr>
           <w:rFonts w:ascii="Times New Roman" w:eastAsia="Times New Roman" w:hAnsi="Times New Roman" w:cs="Times New Roman"/>
           <w:i/>
@@ -157,8 +143,12 @@
           <w:szCs w:val="20"/>
           <w:lang w:val="en-CA"/>
         </w:rPr>
-      </w:pPr>
-      <w:r>
+        <w:t>Main landing page</w:t>
+      </w:r>
+    </w:p>
+    <w:p>
+      <w:pPr>
+        <w:jc w:val="both"/>
         <w:rPr>
           <w:rFonts w:ascii="Times New Roman" w:eastAsia="Times New Roman" w:hAnsi="Times New Roman" w:cs="Times New Roman"/>
           <w:i/>
@@ -167,20 +157,6 @@
           <w:szCs w:val="20"/>
           <w:lang w:val="en-CA"/>
         </w:rPr>
-        <w:t>Main landing page</w:t>
-      </w:r>
-    </w:p>
-    <w:p>
-      <w:pPr>
-        <w:jc w:val="both"/>
-        <w:rPr>
-          <w:rFonts w:ascii="Times New Roman" w:eastAsia="Times New Roman" w:hAnsi="Times New Roman" w:cs="Times New Roman"/>
-          <w:i/>
-          <w:iCs/>
-          <w:sz w:val="20"/>
-          <w:szCs w:val="20"/>
-          <w:lang w:val="en-CA"/>
-        </w:rPr>
       </w:pPr>
     </w:p>
     <w:p>
@@ -221,6 +197,15 @@
           <w:lang w:val="en-CA"/>
         </w:rPr>
       </w:pPr>
+      <w:r>
+        <w:rPr>
+          <w:rFonts w:ascii="Times New Roman" w:eastAsia="Times New Roman" w:hAnsi="Times New Roman" w:cs="Times New Roman"/>
+          <w:sz w:val="24"/>
+          <w:szCs w:val="24"/>
+          <w:lang w:val="en-CA"/>
+        </w:rPr>
+        <w:t>A big inspiration throughout my studies for me was the “atelier rouge” by French painter Matisse. This minimalist painting shows the artist’s space and the singularity of it always inspired me to see my own space for creation in a singular way too, waiting for project. I wanted to achieve a similar “dream” creation space with Interactive Bike Garage II.</w:t>
+      </w:r>
     </w:p>
     <w:p>
       <w:pPr>
@@ -437,7 +422,6 @@
           <w:szCs w:val="24"/>
           <w:lang w:val="en-CA"/>
         </w:rPr>
-        <w:lastRenderedPageBreak/>
         <w:drawing>
           <wp:anchor distT="0" distB="0" distL="114300" distR="114300" simplePos="0" relativeHeight="251661312" behindDoc="1" locked="0" layoutInCell="1" allowOverlap="1" wp14:anchorId="0CBA2710" wp14:editId="382A45D5">
             <wp:simplePos x="0" y="0"/>
@@ -755,7 +739,7 @@
           <w:lang w:val="en-CA"/>
         </w:rPr>
         <w:drawing>
-          <wp:anchor distT="0" distB="0" distL="114300" distR="114300" simplePos="0" relativeHeight="251660288" behindDoc="1" locked="0" layoutInCell="1" allowOverlap="1" wp14:anchorId="7BAE7B20" wp14:editId="1CA848BD">
+          <wp:anchor distT="0" distB="0" distL="114300" distR="114300" simplePos="0" relativeHeight="251660288" behindDoc="1" locked="0" layoutInCell="1" allowOverlap="1" wp14:anchorId="7BAE7B20" wp14:editId="5887A00B">
             <wp:simplePos x="0" y="0"/>
             <wp:positionH relativeFrom="margin">
               <wp:align>center</wp:align>
@@ -1075,26 +1059,6 @@
           <w:lang w:val="en-CA"/>
         </w:rPr>
       </w:pPr>
-    </w:p>
-    <w:p>
-      <w:pPr>
-        <w:rPr>
-          <w:rFonts w:ascii="Times New Roman" w:eastAsia="Times New Roman" w:hAnsi="Times New Roman" w:cs="Times New Roman"/>
-          <w:sz w:val="24"/>
-          <w:szCs w:val="24"/>
-          <w:lang w:val="en-CA"/>
-        </w:rPr>
-      </w:pPr>
-    </w:p>
-    <w:p>
-      <w:pPr>
-        <w:rPr>
-          <w:rFonts w:ascii="Times New Roman" w:eastAsia="Times New Roman" w:hAnsi="Times New Roman" w:cs="Times New Roman"/>
-          <w:sz w:val="24"/>
-          <w:szCs w:val="24"/>
-          <w:lang w:val="en-CA"/>
-        </w:rPr>
-      </w:pPr>
       <w:r>
         <w:rPr>
           <w:rFonts w:ascii="Times New Roman" w:eastAsia="Times New Roman" w:hAnsi="Times New Roman" w:cs="Times New Roman"/>
@@ -1103,6 +1067,7 @@
           <w:szCs w:val="24"/>
           <w:lang w:val="en-CA"/>
         </w:rPr>
+        <w:lastRenderedPageBreak/>
         <w:drawing>
           <wp:anchor distT="0" distB="0" distL="114300" distR="114300" simplePos="0" relativeHeight="251659264" behindDoc="1" locked="0" layoutInCell="1" allowOverlap="1" wp14:anchorId="6D0D2367" wp14:editId="4276B465">
             <wp:simplePos x="0" y="0"/>
@@ -1262,16 +1227,6 @@
     </w:p>
     <w:p>
       <w:pPr>
-        <w:rPr>
-          <w:rFonts w:ascii="Times New Roman" w:eastAsia="Times New Roman" w:hAnsi="Times New Roman" w:cs="Times New Roman"/>
-          <w:sz w:val="24"/>
-          <w:szCs w:val="24"/>
-          <w:lang w:val="en-CA"/>
-        </w:rPr>
-      </w:pPr>
-    </w:p>
-    <w:p>
-      <w:pPr>
         <w:jc w:val="center"/>
         <w:rPr>
           <w:rFonts w:ascii="Times New Roman" w:eastAsia="Times New Roman" w:hAnsi="Times New Roman" w:cs="Times New Roman"/>
@@ -1387,6 +1342,55 @@
           <w:lang w:val="en-CA"/>
         </w:rPr>
         <w:t xml:space="preserve"> for my scene.</w:t>
+      </w:r>
+    </w:p>
+    <w:p>
+      <w:pPr>
+        <w:rPr>
+          <w:rFonts w:ascii="Times New Roman" w:eastAsia="Times New Roman" w:hAnsi="Times New Roman" w:cs="Times New Roman"/>
+          <w:sz w:val="24"/>
+          <w:szCs w:val="24"/>
+          <w:lang w:val="en-CA"/>
+        </w:rPr>
+      </w:pPr>
+    </w:p>
+    <w:p>
+      <w:pPr>
+        <w:rPr>
+          <w:rFonts w:ascii="Times New Roman" w:eastAsia="Times New Roman" w:hAnsi="Times New Roman" w:cs="Times New Roman"/>
+          <w:sz w:val="24"/>
+          <w:szCs w:val="24"/>
+          <w:lang w:val="en-CA"/>
+        </w:rPr>
+      </w:pPr>
+      <w:r>
+        <w:rPr>
+          <w:rFonts w:ascii="Times New Roman" w:eastAsia="Times New Roman" w:hAnsi="Times New Roman" w:cs="Times New Roman"/>
+          <w:sz w:val="24"/>
+          <w:szCs w:val="24"/>
+          <w:lang w:val="en-CA"/>
+        </w:rPr>
+        <w:t xml:space="preserve">The look that I went for is heavily inspired by 3D artist Jo-Anie Charland, </w:t>
+      </w:r>
+      <w:proofErr w:type="spellStart"/>
+      <w:r>
+        <w:rPr>
+          <w:rFonts w:ascii="Times New Roman" w:eastAsia="Times New Roman" w:hAnsi="Times New Roman" w:cs="Times New Roman"/>
+          <w:sz w:val="24"/>
+          <w:szCs w:val="24"/>
+          <w:lang w:val="en-CA"/>
+        </w:rPr>
+        <w:t>Baeige</w:t>
+      </w:r>
+      <w:proofErr w:type="spellEnd"/>
+      <w:r>
+        <w:rPr>
+          <w:rFonts w:ascii="Times New Roman" w:eastAsia="Times New Roman" w:hAnsi="Times New Roman" w:cs="Times New Roman"/>
+          <w:sz w:val="24"/>
+          <w:szCs w:val="24"/>
+          <w:lang w:val="en-CA"/>
+        </w:rPr>
+        <w:t>, that combines light color palettes and architectural scenes to evoke serenity in those digital liminal spaces. This calm and dehumanized architectural space was exactly what I had in mind for this project.</w:t>
       </w:r>
     </w:p>
     <w:p>
@@ -1472,16 +1476,6 @@
           </wp:anchor>
         </w:drawing>
       </w:r>
-    </w:p>
-    <w:p>
-      <w:pPr>
-        <w:rPr>
-          <w:rFonts w:ascii="Times New Roman" w:eastAsia="Times New Roman" w:hAnsi="Times New Roman" w:cs="Times New Roman"/>
-          <w:sz w:val="24"/>
-          <w:szCs w:val="24"/>
-          <w:lang w:val="en-CA"/>
-        </w:rPr>
-      </w:pPr>
     </w:p>
     <w:p>
       <w:pPr>
@@ -2413,6 +2407,7 @@
   <w:style w:type="character" w:default="1" w:styleId="Policepardfaut">
     <w:name w:val="Default Paragraph Font"/>
     <w:uiPriority w:val="1"/>
+    <w:semiHidden/>
     <w:unhideWhenUsed/>
   </w:style>
   <w:style w:type="table" w:default="1" w:styleId="TableauNormal">
